--- a/public/templates/acta_entregachip.docx
+++ b/public/templates/acta_entregachip.docx
@@ -1,6 +1,6 @@
 
 <file path=word/document.xml><?xml version="1.0" encoding="utf-8"?>
-<w:document xmlns:wpc="http://schemas.microsoft.com/office/word/2010/wordprocessingCanvas" xmlns:cx="http://schemas.microsoft.com/office/drawing/2014/chartex" xmlns:cx1="http://schemas.microsoft.com/office/drawing/2015/9/8/chartex" xmlns:cx2="http://schemas.microsoft.com/office/drawing/2015/10/21/chartex" xmlns:cx3="http://schemas.microsoft.com/office/drawing/2016/5/9/chartex" xmlns:cx4="http://schemas.microsoft.com/office/drawing/2016/5/10/chartex" xmlns:cx5="http://schemas.microsoft.com/office/drawing/2016/5/11/chartex" xmlns:cx6="http://schemas.microsoft.com/office/drawing/2016/5/12/chartex" xmlns:cx7="http://schemas.microsoft.com/office/drawing/2016/5/13/chartex" xmlns:cx8="http://schemas.microsoft.com/office/drawing/2016/5/14/chartex" xmlns:mc="http://schemas.openxmlformats.org/markup-compatibility/2006" xmlns:aink="http://schemas.microsoft.com/office/drawing/2016/ink" xmlns:am3d="http://schemas.microsoft.com/office/drawing/2017/model3d" xmlns:o="urn:schemas-microsoft-com:office:office" xmlns:r="http://schemas.openxmlformats.org/officeDocument/2006/relationships" xmlns:m="http://schemas.openxmlformats.org/officeDocument/2006/math" xmlns:v="urn:schemas-microsoft-com:vml" xmlns:wp14="http://schemas.microsoft.com/office/word/2010/wordprocessingDrawing" xmlns:wp="http://schemas.openxmlformats.org/drawingml/2006/wordprocessingDrawing" xmlns:w10="urn:schemas-microsoft-com:office:word" xmlns:w="http://schemas.openxmlformats.org/wordprocessingml/2006/main" xmlns:w14="http://schemas.microsoft.com/office/word/2010/wordml" xmlns:w15="http://schemas.microsoft.com/office/word/2012/wordml" xmlns:w16cid="http://schemas.microsoft.com/office/word/2016/wordml/cid" xmlns:w16se="http://schemas.microsoft.com/office/word/2015/wordml/symex" xmlns:wpg="http://schemas.microsoft.com/office/word/2010/wordprocessingGroup" xmlns:wpi="http://schemas.microsoft.com/office/word/2010/wordprocessingInk" xmlns:wne="http://schemas.microsoft.com/office/word/2006/wordml" xmlns:wps="http://schemas.microsoft.com/office/word/2010/wordprocessingShape" mc:Ignorable="w14 w15 w16se w16cid wp14">
+<w:document xmlns:wpc="http://schemas.microsoft.com/office/word/2010/wordprocessingCanvas" xmlns:cx="http://schemas.microsoft.com/office/drawing/2014/chartex" xmlns:cx1="http://schemas.microsoft.com/office/drawing/2015/9/8/chartex" xmlns:cx2="http://schemas.microsoft.com/office/drawing/2015/10/21/chartex" xmlns:cx3="http://schemas.microsoft.com/office/drawing/2016/5/9/chartex" xmlns:cx4="http://schemas.microsoft.com/office/drawing/2016/5/10/chartex" xmlns:cx5="http://schemas.microsoft.com/office/drawing/2016/5/11/chartex" xmlns:cx6="http://schemas.microsoft.com/office/drawing/2016/5/12/chartex" xmlns:cx7="http://schemas.microsoft.com/office/drawing/2016/5/13/chartex" xmlns:cx8="http://schemas.microsoft.com/office/drawing/2016/5/14/chartex" xmlns:mc="http://schemas.openxmlformats.org/markup-compatibility/2006" xmlns:aink="http://schemas.microsoft.com/office/drawing/2016/ink" xmlns:am3d="http://schemas.microsoft.com/office/drawing/2017/model3d" xmlns:o="urn:schemas-microsoft-com:office:office" xmlns:r="http://schemas.openxmlformats.org/officeDocument/2006/relationships" xmlns:m="http://schemas.openxmlformats.org/officeDocument/2006/math" xmlns:v="urn:schemas-microsoft-com:vml" xmlns:wp14="http://schemas.microsoft.com/office/word/2010/wordprocessingDrawing" xmlns:wp="http://schemas.openxmlformats.org/drawingml/2006/wordprocessingDrawing" xmlns:w10="urn:schemas-microsoft-com:office:word" xmlns:w="http://schemas.openxmlformats.org/wordprocessingml/2006/main" xmlns:w14="http://schemas.microsoft.com/office/word/2010/wordml" xmlns:w15="http://schemas.microsoft.com/office/word/2012/wordml" xmlns:w16cex="http://schemas.microsoft.com/office/word/2018/wordml/cex" xmlns:w16cid="http://schemas.microsoft.com/office/word/2016/wordml/cid" xmlns:w16="http://schemas.microsoft.com/office/word/2018/wordml" xmlns:w16sdtdh="http://schemas.microsoft.com/office/word/2020/wordml/sdtdatahash" xmlns:w16se="http://schemas.microsoft.com/office/word/2015/wordml/symex" xmlns:wpg="http://schemas.microsoft.com/office/word/2010/wordprocessingGroup" xmlns:wpi="http://schemas.microsoft.com/office/word/2010/wordprocessingInk" xmlns:wne="http://schemas.microsoft.com/office/word/2006/wordml" xmlns:wps="http://schemas.microsoft.com/office/word/2010/wordprocessingShape" mc:Ignorable="w14 w15 w16se w16cid w16 w16cex w16sdtdh wp14">
   <w:body>
     <w:p>
       <w:pPr>
@@ -518,25 +518,23 @@
           <w:sz w:val="24"/>
           <w:szCs w:val="24"/>
         </w:rPr>
-        <w:t xml:space="preserve">LINEA ENTREGADA </w:t>
-      </w:r>
-      <w:proofErr w:type="spellStart"/>
-      <w:r>
-        <w:rPr>
-          <w:rFonts w:ascii="Arial" w:hAnsi="Arial" w:cs="Arial"/>
-          <w:sz w:val="24"/>
+        <w:t>LINEA ENTREGADA Nº</w:t>
+      </w:r>
+      <w:r>
+        <w:rPr>
+          <w:rFonts w:ascii="Arial" w:hAnsi="Arial" w:cs="Arial"/>
+          <w:sz w:val="20"/>
           <w:szCs w:val="24"/>
         </w:rPr>
-        <w:t>Nº</w:t>
-      </w:r>
-      <w:proofErr w:type="spellEnd"/>
+        <w:t xml:space="preserve"> </w:t>
+      </w:r>
       <w:r>
         <w:rPr>
           <w:rFonts w:ascii="Arial" w:hAnsi="Arial" w:cs="Arial"/>
           <w:sz w:val="20"/>
           <w:szCs w:val="24"/>
         </w:rPr>
-        <w:t xml:space="preserve"> </w:t>
+        <w:t>$</w:t>
       </w:r>
       <w:r>
         <w:rPr>
@@ -544,35 +542,7 @@
           <w:sz w:val="20"/>
           <w:szCs w:val="24"/>
         </w:rPr>
-        <w:t>[</w:t>
-      </w:r>
-      <w:proofErr w:type="spellStart"/>
-      <w:proofErr w:type="gramStart"/>
-      <w:r>
-        <w:rPr>
-          <w:rFonts w:ascii="Arial" w:hAnsi="Arial" w:cs="Arial"/>
-          <w:sz w:val="20"/>
-          <w:szCs w:val="24"/>
-        </w:rPr>
-        <w:t>cuadrilla.</w:t>
-      </w:r>
-      <w:r>
-        <w:rPr>
-          <w:rFonts w:ascii="Arial" w:hAnsi="Arial" w:cs="Arial"/>
-          <w:sz w:val="20"/>
-          <w:szCs w:val="24"/>
-        </w:rPr>
-        <w:t>equipos</w:t>
-      </w:r>
-      <w:proofErr w:type="spellEnd"/>
-      <w:proofErr w:type="gramEnd"/>
-      <w:r>
-        <w:rPr>
-          <w:rFonts w:ascii="Arial" w:hAnsi="Arial" w:cs="Arial"/>
-          <w:sz w:val="20"/>
-          <w:szCs w:val="24"/>
-        </w:rPr>
-        <w:t>]</w:t>
+        <w:t>{equipos}</w:t>
       </w:r>
     </w:p>
     <w:p>
@@ -594,19 +564,23 @@
           <w:sz w:val="24"/>
           <w:szCs w:val="24"/>
         </w:rPr>
-        <w:t xml:space="preserve">CODIGO </w:t>
-      </w:r>
-      <w:proofErr w:type="spellStart"/>
-      <w:proofErr w:type="gramStart"/>
-      <w:r>
-        <w:rPr>
-          <w:rFonts w:ascii="Arial" w:hAnsi="Arial" w:cs="Arial"/>
+        <w:t>CODIGO Nº</w:t>
+      </w:r>
+      <w:r>
+        <w:rPr>
+          <w:rFonts w:ascii="Arial" w:hAnsi="Arial" w:cs="Arial"/>
+          <w:b/>
           <w:sz w:val="24"/>
           <w:szCs w:val="24"/>
         </w:rPr>
-        <w:t>Nº</w:t>
-      </w:r>
-      <w:proofErr w:type="spellEnd"/>
+        <w:t>:</w:t>
+      </w:r>
+      <w:r>
+        <w:t xml:space="preserve"> </w:t>
+      </w:r>
+      <w:r>
+        <w:t>$</w:t>
+      </w:r>
       <w:r>
         <w:rPr>
           <w:rFonts w:ascii="Arial" w:hAnsi="Arial" w:cs="Arial"/>
@@ -614,42 +588,7 @@
           <w:sz w:val="24"/>
           <w:szCs w:val="24"/>
         </w:rPr>
-        <w:t>:</w:t>
-      </w:r>
-      <w:r>
-        <w:rPr>
-          <w:rFonts w:ascii="Arial" w:hAnsi="Arial" w:cs="Arial"/>
-          <w:sz w:val="20"/>
-          <w:szCs w:val="24"/>
-        </w:rPr>
-        <w:t>[</w:t>
-      </w:r>
-      <w:proofErr w:type="spellStart"/>
-      <w:proofErr w:type="gramEnd"/>
-      <w:r>
-        <w:rPr>
-          <w:rFonts w:ascii="Arial" w:hAnsi="Arial" w:cs="Arial"/>
-          <w:sz w:val="20"/>
-          <w:szCs w:val="24"/>
-        </w:rPr>
-        <w:t>cuadrilla.</w:t>
-      </w:r>
-      <w:r>
-        <w:rPr>
-          <w:rFonts w:ascii="Arial" w:hAnsi="Arial" w:cs="Arial"/>
-          <w:sz w:val="20"/>
-          <w:szCs w:val="24"/>
-        </w:rPr>
-        <w:t>equipos</w:t>
-      </w:r>
-      <w:proofErr w:type="spellEnd"/>
-      <w:r>
-        <w:rPr>
-          <w:rFonts w:ascii="Arial" w:hAnsi="Arial" w:cs="Arial"/>
-          <w:sz w:val="20"/>
-          <w:szCs w:val="24"/>
-        </w:rPr>
-        <w:t>]</w:t>
+        <w:t>{equipos}</w:t>
       </w:r>
     </w:p>
     <w:tbl>
@@ -710,7 +649,6 @@
                 <w:szCs w:val="20"/>
               </w:rPr>
             </w:pPr>
-            <w:proofErr w:type="gramStart"/>
             <w:r>
               <w:rPr>
                 <w:rFonts w:ascii="Arial" w:eastAsia="Arial" w:hAnsi="Arial" w:cs="Arial"/>
@@ -726,16 +664,21 @@
                 <w:sz w:val="20"/>
                 <w:szCs w:val="20"/>
               </w:rPr>
-              <w:t>:[</w:t>
+              <w:t>:</w:t>
             </w:r>
-            <w:proofErr w:type="gramEnd"/>
+            <w:r>
+              <w:t xml:space="preserve"> </w:t>
+            </w:r>
+            <w:r>
+              <w:t>$</w:t>
+            </w:r>
             <w:r>
               <w:rPr>
                 <w:rFonts w:ascii="Arial" w:eastAsia="Arial" w:hAnsi="Arial" w:cs="Arial"/>
                 <w:sz w:val="20"/>
                 <w:szCs w:val="20"/>
               </w:rPr>
-              <w:t>cuadrilla.colaborador1]</w:t>
+              <w:t>{colaborador1}</w:t>
             </w:r>
           </w:p>
           <w:p>
@@ -751,7 +694,6 @@
                 <w:szCs w:val="20"/>
               </w:rPr>
             </w:pPr>
-            <w:proofErr w:type="gramStart"/>
             <w:r>
               <w:rPr>
                 <w:rFonts w:ascii="Arial" w:eastAsia="Arial" w:hAnsi="Arial" w:cs="Arial"/>
@@ -767,16 +709,37 @@
                 <w:sz w:val="20"/>
                 <w:szCs w:val="20"/>
               </w:rPr>
-              <w:t>:[</w:t>
+              <w:t>:</w:t>
             </w:r>
-            <w:proofErr w:type="gramEnd"/>
+            <w:r>
+              <w:t xml:space="preserve"> </w:t>
+            </w:r>
+            <w:r>
+              <w:t>$</w:t>
+            </w:r>
             <w:r>
               <w:rPr>
                 <w:rFonts w:ascii="Arial" w:eastAsia="Arial" w:hAnsi="Arial" w:cs="Arial"/>
                 <w:sz w:val="20"/>
                 <w:szCs w:val="20"/>
               </w:rPr>
-              <w:t>cuadrilla.cedula1]</w:t>
+              <w:t>{</w:t>
+            </w:r>
+            <w:r>
+              <w:rPr>
+                <w:rFonts w:ascii="Arial" w:eastAsia="Arial" w:hAnsi="Arial" w:cs="Arial"/>
+                <w:sz w:val="20"/>
+                <w:szCs w:val="20"/>
+              </w:rPr>
+              <w:t>cedula1</w:t>
+            </w:r>
+            <w:r>
+              <w:rPr>
+                <w:rFonts w:ascii="Arial" w:eastAsia="Arial" w:hAnsi="Arial" w:cs="Arial"/>
+                <w:sz w:val="20"/>
+                <w:szCs w:val="20"/>
+              </w:rPr>
+              <w:t>}</w:t>
             </w:r>
           </w:p>
           <w:p>
@@ -811,31 +774,19 @@
             </w:r>
             <w:r>
               <w:rPr>
-                <w:rFonts w:ascii="Arial" w:hAnsi="Arial" w:cs="Arial"/>
+                <w:rFonts w:ascii="Arial" w:eastAsia="Arial" w:hAnsi="Arial" w:cs="Arial"/>
                 <w:sz w:val="20"/>
                 <w:szCs w:val="20"/>
               </w:rPr>
-              <w:t>[</w:t>
+              <w:t>$</w:t>
             </w:r>
-            <w:proofErr w:type="spellStart"/>
-            <w:proofErr w:type="gramStart"/>
             <w:r>
               <w:rPr>
                 <w:rFonts w:ascii="Arial" w:hAnsi="Arial" w:cs="Arial"/>
                 <w:sz w:val="20"/>
                 <w:szCs w:val="20"/>
               </w:rPr>
-              <w:t>cuadrilla.nombre</w:t>
-            </w:r>
-            <w:proofErr w:type="spellEnd"/>
-            <w:proofErr w:type="gramEnd"/>
-            <w:r>
-              <w:rPr>
-                <w:rFonts w:ascii="Arial" w:hAnsi="Arial" w:cs="Arial"/>
-                <w:sz w:val="20"/>
-                <w:szCs w:val="20"/>
-              </w:rPr>
-              <w:t>]</w:t>
+              <w:t>{cuadrilla_nombre}</w:t>
             </w:r>
           </w:p>
           <w:p>
@@ -892,8 +843,21 @@
                 <w:u w:val="single"/>
               </w:rPr>
             </w:pPr>
-            <w:bookmarkStart w:id="0" w:name="_GoBack"/>
-            <w:bookmarkEnd w:id="0"/>
+          </w:p>
+          <w:p>
+            <w:pPr>
+              <w:tabs>
+                <w:tab w:val="left" w:pos="1440"/>
+              </w:tabs>
+              <w:spacing w:after="0"/>
+              <w:jc w:val="both"/>
+              <w:rPr>
+                <w:rFonts w:ascii="Arial" w:eastAsia="Arial" w:hAnsi="Arial" w:cs="Arial"/>
+                <w:sz w:val="20"/>
+                <w:szCs w:val="20"/>
+                <w:u w:val="single"/>
+              </w:rPr>
+            </w:pPr>
           </w:p>
           <w:p>
             <w:pPr>
@@ -941,7 +905,6 @@
           <w:szCs w:val="20"/>
         </w:rPr>
       </w:pPr>
-      <w:proofErr w:type="gramStart"/>
       <w:r>
         <w:rPr>
           <w:rFonts w:ascii="Arial" w:eastAsia="Arial" w:hAnsi="Arial" w:cs="Arial"/>
@@ -954,19 +917,44 @@
       <w:r>
         <w:rPr>
           <w:rFonts w:ascii="Arial" w:eastAsia="Arial" w:hAnsi="Arial" w:cs="Arial"/>
-          <w:sz w:val="20"/>
-          <w:szCs w:val="20"/>
-        </w:rPr>
-        <w:t>:[</w:t>
-      </w:r>
-      <w:proofErr w:type="gramEnd"/>
+          <w:b/>
+          <w:sz w:val="20"/>
+          <w:szCs w:val="20"/>
+        </w:rPr>
+        <w:t>:</w:t>
+      </w:r>
       <w:r>
         <w:rPr>
           <w:rFonts w:ascii="Arial" w:eastAsia="Arial" w:hAnsi="Arial" w:cs="Arial"/>
-          <w:sz w:val="20"/>
-          <w:szCs w:val="20"/>
-        </w:rPr>
-        <w:t>cuadrilla.colaborador2]</w:t>
+          <w:bCs/>
+          <w:sz w:val="20"/>
+          <w:szCs w:val="20"/>
+        </w:rPr>
+        <w:t>$</w:t>
+      </w:r>
+      <w:r>
+        <w:rPr>
+          <w:rFonts w:ascii="Arial" w:eastAsia="Arial" w:hAnsi="Arial" w:cs="Arial"/>
+          <w:sz w:val="20"/>
+          <w:szCs w:val="20"/>
+        </w:rPr>
+        <w:t>{colaborador</w:t>
+      </w:r>
+      <w:r>
+        <w:rPr>
+          <w:rFonts w:ascii="Arial" w:eastAsia="Arial" w:hAnsi="Arial" w:cs="Arial"/>
+          <w:sz w:val="20"/>
+          <w:szCs w:val="20"/>
+        </w:rPr>
+        <w:t>2</w:t>
+      </w:r>
+      <w:r>
+        <w:rPr>
+          <w:rFonts w:ascii="Arial" w:eastAsia="Arial" w:hAnsi="Arial" w:cs="Arial"/>
+          <w:sz w:val="20"/>
+          <w:szCs w:val="20"/>
+        </w:rPr>
+        <w:t>}</w:t>
       </w:r>
     </w:p>
     <w:p>
@@ -982,7 +970,6 @@
           <w:szCs w:val="20"/>
         </w:rPr>
       </w:pPr>
-      <w:proofErr w:type="gramStart"/>
       <w:r>
         <w:rPr>
           <w:rFonts w:ascii="Arial" w:eastAsia="Arial" w:hAnsi="Arial" w:cs="Arial"/>
@@ -998,16 +985,47 @@
           <w:sz w:val="20"/>
           <w:szCs w:val="20"/>
         </w:rPr>
-        <w:t>:[</w:t>
-      </w:r>
-      <w:proofErr w:type="gramEnd"/>
+        <w:t>:</w:t>
+      </w:r>
       <w:r>
         <w:rPr>
           <w:rFonts w:ascii="Arial" w:eastAsia="Arial" w:hAnsi="Arial" w:cs="Arial"/>
           <w:sz w:val="20"/>
           <w:szCs w:val="20"/>
         </w:rPr>
-        <w:t>cuadrilla.cedula2]</w:t>
+        <w:t xml:space="preserve"> </w:t>
+      </w:r>
+      <w:r>
+        <w:rPr>
+          <w:rFonts w:ascii="Arial" w:eastAsia="Arial" w:hAnsi="Arial" w:cs="Arial"/>
+          <w:sz w:val="20"/>
+          <w:szCs w:val="20"/>
+        </w:rPr>
+        <w:t>$</w:t>
+      </w:r>
+      <w:r>
+        <w:rPr>
+          <w:rFonts w:ascii="Arial" w:eastAsia="Arial" w:hAnsi="Arial" w:cs="Arial"/>
+          <w:sz w:val="20"/>
+          <w:szCs w:val="20"/>
+        </w:rPr>
+        <w:t>{</w:t>
+      </w:r>
+      <w:r>
+        <w:rPr>
+          <w:rFonts w:ascii="Arial" w:eastAsia="Arial" w:hAnsi="Arial" w:cs="Arial"/>
+          <w:sz w:val="20"/>
+          <w:szCs w:val="20"/>
+        </w:rPr>
+        <w:t>cedula2</w:t>
+      </w:r>
+      <w:r>
+        <w:rPr>
+          <w:rFonts w:ascii="Arial" w:eastAsia="Arial" w:hAnsi="Arial" w:cs="Arial"/>
+          <w:sz w:val="20"/>
+          <w:szCs w:val="20"/>
+        </w:rPr>
+        <w:t>}</w:t>
       </w:r>
     </w:p>
     <w:p>
@@ -1040,31 +1058,19 @@
       </w:r>
       <w:r>
         <w:rPr>
-          <w:rFonts w:ascii="Arial" w:hAnsi="Arial" w:cs="Arial"/>
-          <w:sz w:val="20"/>
-          <w:szCs w:val="20"/>
-        </w:rPr>
-        <w:t>[</w:t>
-      </w:r>
-      <w:proofErr w:type="spellStart"/>
-      <w:proofErr w:type="gramStart"/>
-      <w:r>
-        <w:rPr>
-          <w:rFonts w:ascii="Arial" w:hAnsi="Arial" w:cs="Arial"/>
-          <w:sz w:val="20"/>
-          <w:szCs w:val="20"/>
-        </w:rPr>
-        <w:t>cuadrilla.nombre</w:t>
-      </w:r>
-      <w:proofErr w:type="spellEnd"/>
-      <w:proofErr w:type="gramEnd"/>
-      <w:r>
-        <w:rPr>
-          <w:rFonts w:ascii="Arial" w:hAnsi="Arial" w:cs="Arial"/>
-          <w:sz w:val="20"/>
-          <w:szCs w:val="20"/>
-        </w:rPr>
-        <w:t>]</w:t>
+          <w:rFonts w:ascii="Arial" w:eastAsia="Arial" w:hAnsi="Arial" w:cs="Arial"/>
+          <w:sz w:val="20"/>
+          <w:szCs w:val="20"/>
+        </w:rPr>
+        <w:t>$</w:t>
+      </w:r>
+      <w:r>
+        <w:rPr>
+          <w:rFonts w:ascii="Arial" w:hAnsi="Arial" w:cs="Arial"/>
+          <w:sz w:val="20"/>
+          <w:szCs w:val="20"/>
+        </w:rPr>
+        <w:t>{cuadrilla_nombre}</w:t>
       </w:r>
     </w:p>
     <w:p>
@@ -1079,18 +1085,20 @@
       <w:r>
         <w:rPr>
           <w:rFonts w:ascii="Arial" w:hAnsi="Arial" w:cs="Arial"/>
-          <w:sz w:val="20"/>
-          <w:szCs w:val="20"/>
-        </w:rPr>
-        <w:t>Fecha:</w:t>
-      </w:r>
-      <w:r>
-        <w:rPr>
-          <w:rFonts w:ascii="Arial" w:hAnsi="Arial" w:cs="Arial"/>
-          <w:sz w:val="20"/>
-          <w:szCs w:val="20"/>
-        </w:rPr>
-        <w:t xml:space="preserve"> </w:t>
+          <w:b/>
+          <w:bCs/>
+          <w:sz w:val="20"/>
+          <w:szCs w:val="20"/>
+        </w:rPr>
+        <w:t>Fecha</w:t>
+      </w:r>
+      <w:r>
+        <w:rPr>
+          <w:rFonts w:ascii="Arial" w:hAnsi="Arial" w:cs="Arial"/>
+          <w:sz w:val="20"/>
+          <w:szCs w:val="20"/>
+        </w:rPr>
+        <w:t>:</w:t>
       </w:r>
       <w:r>
         <w:rPr>
@@ -1123,7 +1131,7 @@
           <w:sz w:val="20"/>
           <w:szCs w:val="20"/>
         </w:rPr>
-        <w:t>30/04/2025</w:t>
+        <w:t>29/01/2026</w:t>
       </w:r>
       <w:r>
         <w:rPr>
@@ -1132,6 +1140,52 @@
           <w:szCs w:val="20"/>
         </w:rPr>
         <w:fldChar w:fldCharType="end"/>
+      </w:r>
+    </w:p>
+    <w:p>
+      <w:pPr>
+        <w:spacing w:line="240" w:lineRule="auto"/>
+        <w:rPr>
+          <w:rFonts w:ascii="Arial" w:hAnsi="Arial" w:cs="Arial"/>
+          <w:sz w:val="20"/>
+          <w:szCs w:val="20"/>
+        </w:rPr>
+      </w:pPr>
+    </w:p>
+    <w:p>
+      <w:pPr>
+        <w:spacing w:line="240" w:lineRule="auto"/>
+        <w:rPr>
+          <w:rFonts w:ascii="Arial" w:hAnsi="Arial" w:cs="Arial"/>
+          <w:sz w:val="20"/>
+          <w:szCs w:val="20"/>
+        </w:rPr>
+      </w:pPr>
+      <w:r>
+        <w:rPr>
+          <w:rFonts w:ascii="Arial" w:hAnsi="Arial" w:cs="Arial"/>
+          <w:sz w:val="20"/>
+          <w:szCs w:val="20"/>
+        </w:rPr>
+        <w:t>${firma_responsable}</w:t>
+      </w:r>
+    </w:p>
+    <w:p>
+      <w:pPr>
+        <w:spacing w:line="240" w:lineRule="auto"/>
+        <w:rPr>
+          <w:rFonts w:ascii="Arial" w:hAnsi="Arial" w:cs="Arial"/>
+          <w:sz w:val="20"/>
+          <w:szCs w:val="20"/>
+        </w:rPr>
+      </w:pPr>
+      <w:r>
+        <w:rPr>
+          <w:rFonts w:ascii="Arial" w:hAnsi="Arial" w:cs="Arial"/>
+          <w:sz w:val="20"/>
+          <w:szCs w:val="20"/>
+        </w:rPr>
+        <w:t>${firma_receptor}</w:t>
       </w:r>
     </w:p>
     <w:sectPr>
@@ -1148,7 +1202,7 @@
 </file>
 
 <file path=word/endnotes.xml><?xml version="1.0" encoding="utf-8"?>
-<w:endnotes xmlns:wpc="http://schemas.microsoft.com/office/word/2010/wordprocessingCanvas" xmlns:cx="http://schemas.microsoft.com/office/drawing/2014/chartex" xmlns:cx1="http://schemas.microsoft.com/office/drawing/2015/9/8/chartex" xmlns:cx2="http://schemas.microsoft.com/office/drawing/2015/10/21/chartex" xmlns:cx3="http://schemas.microsoft.com/office/drawing/2016/5/9/chartex" xmlns:cx4="http://schemas.microsoft.com/office/drawing/2016/5/10/chartex" xmlns:cx5="http://schemas.microsoft.com/office/drawing/2016/5/11/chartex" xmlns:cx6="http://schemas.microsoft.com/office/drawing/2016/5/12/chartex" xmlns:cx7="http://schemas.microsoft.com/office/drawing/2016/5/13/chartex" xmlns:cx8="http://schemas.microsoft.com/office/drawing/2016/5/14/chartex" xmlns:mc="http://schemas.openxmlformats.org/markup-compatibility/2006" xmlns:aink="http://schemas.microsoft.com/office/drawing/2016/ink" xmlns:am3d="http://schemas.microsoft.com/office/drawing/2017/model3d" xmlns:o="urn:schemas-microsoft-com:office:office" xmlns:r="http://schemas.openxmlformats.org/officeDocument/2006/relationships" xmlns:m="http://schemas.openxmlformats.org/officeDocument/2006/math" xmlns:v="urn:schemas-microsoft-com:vml" xmlns:wp14="http://schemas.microsoft.com/office/word/2010/wordprocessingDrawing" xmlns:wp="http://schemas.openxmlformats.org/drawingml/2006/wordprocessingDrawing" xmlns:w10="urn:schemas-microsoft-com:office:word" xmlns:w="http://schemas.openxmlformats.org/wordprocessingml/2006/main" xmlns:w14="http://schemas.microsoft.com/office/word/2010/wordml" xmlns:w15="http://schemas.microsoft.com/office/word/2012/wordml" xmlns:w16cid="http://schemas.microsoft.com/office/word/2016/wordml/cid" xmlns:w16se="http://schemas.microsoft.com/office/word/2015/wordml/symex" xmlns:wpg="http://schemas.microsoft.com/office/word/2010/wordprocessingGroup" xmlns:wpi="http://schemas.microsoft.com/office/word/2010/wordprocessingInk" xmlns:wne="http://schemas.microsoft.com/office/word/2006/wordml" xmlns:wps="http://schemas.microsoft.com/office/word/2010/wordprocessingShape" mc:Ignorable="w14 w15 w16se w16cid wp14">
+<w:endnotes xmlns:wpc="http://schemas.microsoft.com/office/word/2010/wordprocessingCanvas" xmlns:cx="http://schemas.microsoft.com/office/drawing/2014/chartex" xmlns:cx1="http://schemas.microsoft.com/office/drawing/2015/9/8/chartex" xmlns:cx2="http://schemas.microsoft.com/office/drawing/2015/10/21/chartex" xmlns:cx3="http://schemas.microsoft.com/office/drawing/2016/5/9/chartex" xmlns:cx4="http://schemas.microsoft.com/office/drawing/2016/5/10/chartex" xmlns:cx5="http://schemas.microsoft.com/office/drawing/2016/5/11/chartex" xmlns:cx6="http://schemas.microsoft.com/office/drawing/2016/5/12/chartex" xmlns:cx7="http://schemas.microsoft.com/office/drawing/2016/5/13/chartex" xmlns:cx8="http://schemas.microsoft.com/office/drawing/2016/5/14/chartex" xmlns:mc="http://schemas.openxmlformats.org/markup-compatibility/2006" xmlns:aink="http://schemas.microsoft.com/office/drawing/2016/ink" xmlns:am3d="http://schemas.microsoft.com/office/drawing/2017/model3d" xmlns:o="urn:schemas-microsoft-com:office:office" xmlns:r="http://schemas.openxmlformats.org/officeDocument/2006/relationships" xmlns:m="http://schemas.openxmlformats.org/officeDocument/2006/math" xmlns:v="urn:schemas-microsoft-com:vml" xmlns:wp14="http://schemas.microsoft.com/office/word/2010/wordprocessingDrawing" xmlns:wp="http://schemas.openxmlformats.org/drawingml/2006/wordprocessingDrawing" xmlns:w10="urn:schemas-microsoft-com:office:word" xmlns:w="http://schemas.openxmlformats.org/wordprocessingml/2006/main" xmlns:w14="http://schemas.microsoft.com/office/word/2010/wordml" xmlns:w15="http://schemas.microsoft.com/office/word/2012/wordml" xmlns:w16cex="http://schemas.microsoft.com/office/word/2018/wordml/cex" xmlns:w16cid="http://schemas.microsoft.com/office/word/2016/wordml/cid" xmlns:w16="http://schemas.microsoft.com/office/word/2018/wordml" xmlns:w16sdtdh="http://schemas.microsoft.com/office/word/2020/wordml/sdtdatahash" xmlns:w16se="http://schemas.microsoft.com/office/word/2015/wordml/symex" xmlns:wpg="http://schemas.microsoft.com/office/word/2010/wordprocessingGroup" xmlns:wpi="http://schemas.microsoft.com/office/word/2010/wordprocessingInk" xmlns:wne="http://schemas.microsoft.com/office/word/2006/wordml" xmlns:wps="http://schemas.microsoft.com/office/word/2010/wordprocessingShape" mc:Ignorable="w14 w15 w16se w16cid w16 w16cex w16sdtdh wp14">
   <w:endnote w:type="separator" w:id="-1">
     <w:p>
       <w:pPr>
@@ -1173,7 +1227,7 @@
 </file>
 
 <file path=word/footer1.xml><?xml version="1.0" encoding="utf-8"?>
-<w:ftr xmlns:wpc="http://schemas.microsoft.com/office/word/2010/wordprocessingCanvas" xmlns:cx="http://schemas.microsoft.com/office/drawing/2014/chartex" xmlns:cx1="http://schemas.microsoft.com/office/drawing/2015/9/8/chartex" xmlns:cx2="http://schemas.microsoft.com/office/drawing/2015/10/21/chartex" xmlns:cx3="http://schemas.microsoft.com/office/drawing/2016/5/9/chartex" xmlns:cx4="http://schemas.microsoft.com/office/drawing/2016/5/10/chartex" xmlns:cx5="http://schemas.microsoft.com/office/drawing/2016/5/11/chartex" xmlns:cx6="http://schemas.microsoft.com/office/drawing/2016/5/12/chartex" xmlns:cx7="http://schemas.microsoft.com/office/drawing/2016/5/13/chartex" xmlns:cx8="http://schemas.microsoft.com/office/drawing/2016/5/14/chartex" xmlns:mc="http://schemas.openxmlformats.org/markup-compatibility/2006" xmlns:aink="http://schemas.microsoft.com/office/drawing/2016/ink" xmlns:am3d="http://schemas.microsoft.com/office/drawing/2017/model3d" xmlns:o="urn:schemas-microsoft-com:office:office" xmlns:r="http://schemas.openxmlformats.org/officeDocument/2006/relationships" xmlns:m="http://schemas.openxmlformats.org/officeDocument/2006/math" xmlns:v="urn:schemas-microsoft-com:vml" xmlns:wp14="http://schemas.microsoft.com/office/word/2010/wordprocessingDrawing" xmlns:wp="http://schemas.openxmlformats.org/drawingml/2006/wordprocessingDrawing" xmlns:w10="urn:schemas-microsoft-com:office:word" xmlns:w="http://schemas.openxmlformats.org/wordprocessingml/2006/main" xmlns:w14="http://schemas.microsoft.com/office/word/2010/wordml" xmlns:w15="http://schemas.microsoft.com/office/word/2012/wordml" xmlns:w16cid="http://schemas.microsoft.com/office/word/2016/wordml/cid" xmlns:w16se="http://schemas.microsoft.com/office/word/2015/wordml/symex" xmlns:wpg="http://schemas.microsoft.com/office/word/2010/wordprocessingGroup" xmlns:wpi="http://schemas.microsoft.com/office/word/2010/wordprocessingInk" xmlns:wne="http://schemas.microsoft.com/office/word/2006/wordml" xmlns:wps="http://schemas.microsoft.com/office/word/2010/wordprocessingShape" mc:Ignorable="w14 w15 w16se w16cid wp14">
+<w:ftr xmlns:wpc="http://schemas.microsoft.com/office/word/2010/wordprocessingCanvas" xmlns:cx="http://schemas.microsoft.com/office/drawing/2014/chartex" xmlns:cx1="http://schemas.microsoft.com/office/drawing/2015/9/8/chartex" xmlns:cx2="http://schemas.microsoft.com/office/drawing/2015/10/21/chartex" xmlns:cx3="http://schemas.microsoft.com/office/drawing/2016/5/9/chartex" xmlns:cx4="http://schemas.microsoft.com/office/drawing/2016/5/10/chartex" xmlns:cx5="http://schemas.microsoft.com/office/drawing/2016/5/11/chartex" xmlns:cx6="http://schemas.microsoft.com/office/drawing/2016/5/12/chartex" xmlns:cx7="http://schemas.microsoft.com/office/drawing/2016/5/13/chartex" xmlns:cx8="http://schemas.microsoft.com/office/drawing/2016/5/14/chartex" xmlns:mc="http://schemas.openxmlformats.org/markup-compatibility/2006" xmlns:aink="http://schemas.microsoft.com/office/drawing/2016/ink" xmlns:am3d="http://schemas.microsoft.com/office/drawing/2017/model3d" xmlns:o="urn:schemas-microsoft-com:office:office" xmlns:r="http://schemas.openxmlformats.org/officeDocument/2006/relationships" xmlns:m="http://schemas.openxmlformats.org/officeDocument/2006/math" xmlns:v="urn:schemas-microsoft-com:vml" xmlns:wp14="http://schemas.microsoft.com/office/word/2010/wordprocessingDrawing" xmlns:wp="http://schemas.openxmlformats.org/drawingml/2006/wordprocessingDrawing" xmlns:w10="urn:schemas-microsoft-com:office:word" xmlns:w="http://schemas.openxmlformats.org/wordprocessingml/2006/main" xmlns:w14="http://schemas.microsoft.com/office/word/2010/wordml" xmlns:w15="http://schemas.microsoft.com/office/word/2012/wordml" xmlns:w16cex="http://schemas.microsoft.com/office/word/2018/wordml/cex" xmlns:w16cid="http://schemas.microsoft.com/office/word/2016/wordml/cid" xmlns:w16="http://schemas.microsoft.com/office/word/2018/wordml" xmlns:w16sdtdh="http://schemas.microsoft.com/office/word/2020/wordml/sdtdatahash" xmlns:w16se="http://schemas.microsoft.com/office/word/2015/wordml/symex" xmlns:wpg="http://schemas.microsoft.com/office/word/2010/wordprocessingGroup" xmlns:wpi="http://schemas.microsoft.com/office/word/2010/wordprocessingInk" xmlns:wne="http://schemas.microsoft.com/office/word/2006/wordml" xmlns:wps="http://schemas.microsoft.com/office/word/2010/wordprocessingShape" mc:Ignorable="w14 w15 w16se w16cid w16 w16cex w16sdtdh wp14">
   <w:p>
     <w:pPr>
       <w:pStyle w:val="Piedepgina"/>
@@ -1186,7 +1240,7 @@
         <w:lang w:val="es-ES" w:eastAsia="es-ES"/>
       </w:rPr>
       <w:drawing>
-        <wp:anchor distT="0" distB="0" distL="114300" distR="114300" simplePos="0" relativeHeight="251664384" behindDoc="1" locked="0" layoutInCell="1" allowOverlap="1" wp14:anchorId="3BE2AB67" wp14:editId="01D661AB">
+        <wp:anchor distT="0" distB="0" distL="114300" distR="114300" simplePos="0" relativeHeight="251664384" behindDoc="1" locked="0" layoutInCell="1" allowOverlap="1" wp14:anchorId="6C4E5DE2" wp14:editId="15749F11">
           <wp:simplePos x="0" y="0"/>
           <wp:positionH relativeFrom="page">
             <wp:posOffset>0</wp:posOffset>
@@ -1240,7 +1294,7 @@
 </file>
 
 <file path=word/footer2.xml><?xml version="1.0" encoding="utf-8"?>
-<w:ftr xmlns:wpc="http://schemas.microsoft.com/office/word/2010/wordprocessingCanvas" xmlns:cx="http://schemas.microsoft.com/office/drawing/2014/chartex" xmlns:cx1="http://schemas.microsoft.com/office/drawing/2015/9/8/chartex" xmlns:cx2="http://schemas.microsoft.com/office/drawing/2015/10/21/chartex" xmlns:cx3="http://schemas.microsoft.com/office/drawing/2016/5/9/chartex" xmlns:cx4="http://schemas.microsoft.com/office/drawing/2016/5/10/chartex" xmlns:cx5="http://schemas.microsoft.com/office/drawing/2016/5/11/chartex" xmlns:cx6="http://schemas.microsoft.com/office/drawing/2016/5/12/chartex" xmlns:cx7="http://schemas.microsoft.com/office/drawing/2016/5/13/chartex" xmlns:cx8="http://schemas.microsoft.com/office/drawing/2016/5/14/chartex" xmlns:mc="http://schemas.openxmlformats.org/markup-compatibility/2006" xmlns:aink="http://schemas.microsoft.com/office/drawing/2016/ink" xmlns:am3d="http://schemas.microsoft.com/office/drawing/2017/model3d" xmlns:o="urn:schemas-microsoft-com:office:office" xmlns:r="http://schemas.openxmlformats.org/officeDocument/2006/relationships" xmlns:m="http://schemas.openxmlformats.org/officeDocument/2006/math" xmlns:v="urn:schemas-microsoft-com:vml" xmlns:wp14="http://schemas.microsoft.com/office/word/2010/wordprocessingDrawing" xmlns:wp="http://schemas.openxmlformats.org/drawingml/2006/wordprocessingDrawing" xmlns:w10="urn:schemas-microsoft-com:office:word" xmlns:w="http://schemas.openxmlformats.org/wordprocessingml/2006/main" xmlns:w14="http://schemas.microsoft.com/office/word/2010/wordml" xmlns:w15="http://schemas.microsoft.com/office/word/2012/wordml" xmlns:w16cid="http://schemas.microsoft.com/office/word/2016/wordml/cid" xmlns:w16se="http://schemas.microsoft.com/office/word/2015/wordml/symex" xmlns:wpg="http://schemas.microsoft.com/office/word/2010/wordprocessingGroup" xmlns:wpi="http://schemas.microsoft.com/office/word/2010/wordprocessingInk" xmlns:wne="http://schemas.microsoft.com/office/word/2006/wordml" xmlns:wps="http://schemas.microsoft.com/office/word/2010/wordprocessingShape" mc:Ignorable="w14 w15 w16se w16cid wp14">
+<w:ftr xmlns:wpc="http://schemas.microsoft.com/office/word/2010/wordprocessingCanvas" xmlns:cx="http://schemas.microsoft.com/office/drawing/2014/chartex" xmlns:cx1="http://schemas.microsoft.com/office/drawing/2015/9/8/chartex" xmlns:cx2="http://schemas.microsoft.com/office/drawing/2015/10/21/chartex" xmlns:cx3="http://schemas.microsoft.com/office/drawing/2016/5/9/chartex" xmlns:cx4="http://schemas.microsoft.com/office/drawing/2016/5/10/chartex" xmlns:cx5="http://schemas.microsoft.com/office/drawing/2016/5/11/chartex" xmlns:cx6="http://schemas.microsoft.com/office/drawing/2016/5/12/chartex" xmlns:cx7="http://schemas.microsoft.com/office/drawing/2016/5/13/chartex" xmlns:cx8="http://schemas.microsoft.com/office/drawing/2016/5/14/chartex" xmlns:mc="http://schemas.openxmlformats.org/markup-compatibility/2006" xmlns:aink="http://schemas.microsoft.com/office/drawing/2016/ink" xmlns:am3d="http://schemas.microsoft.com/office/drawing/2017/model3d" xmlns:o="urn:schemas-microsoft-com:office:office" xmlns:r="http://schemas.openxmlformats.org/officeDocument/2006/relationships" xmlns:m="http://schemas.openxmlformats.org/officeDocument/2006/math" xmlns:v="urn:schemas-microsoft-com:vml" xmlns:wp14="http://schemas.microsoft.com/office/word/2010/wordprocessingDrawing" xmlns:wp="http://schemas.openxmlformats.org/drawingml/2006/wordprocessingDrawing" xmlns:w10="urn:schemas-microsoft-com:office:word" xmlns:w="http://schemas.openxmlformats.org/wordprocessingml/2006/main" xmlns:w14="http://schemas.microsoft.com/office/word/2010/wordml" xmlns:w15="http://schemas.microsoft.com/office/word/2012/wordml" xmlns:w16cex="http://schemas.microsoft.com/office/word/2018/wordml/cex" xmlns:w16cid="http://schemas.microsoft.com/office/word/2016/wordml/cid" xmlns:w16="http://schemas.microsoft.com/office/word/2018/wordml" xmlns:w16sdtdh="http://schemas.microsoft.com/office/word/2020/wordml/sdtdatahash" xmlns:w16se="http://schemas.microsoft.com/office/word/2015/wordml/symex" xmlns:wpg="http://schemas.microsoft.com/office/word/2010/wordprocessingGroup" xmlns:wpi="http://schemas.microsoft.com/office/word/2010/wordprocessingInk" xmlns:wne="http://schemas.microsoft.com/office/word/2006/wordml" xmlns:wps="http://schemas.microsoft.com/office/word/2010/wordprocessingShape" mc:Ignorable="w14 w15 w16se w16cid w16 w16cex w16sdtdh wp14">
   <w:p>
     <w:pPr>
       <w:pStyle w:val="Piedepgina"/>
@@ -1251,7 +1305,7 @@
         <w:lang w:val="es-ES" w:eastAsia="es-ES"/>
       </w:rPr>
       <w:drawing>
-        <wp:anchor distT="0" distB="0" distL="114300" distR="114300" simplePos="0" relativeHeight="251667456" behindDoc="1" locked="0" layoutInCell="1" allowOverlap="1" wp14:anchorId="186D8908" wp14:editId="3D2EBC52">
+        <wp:anchor distT="0" distB="0" distL="114300" distR="114300" simplePos="0" relativeHeight="251667456" behindDoc="1" locked="0" layoutInCell="1" allowOverlap="1" wp14:anchorId="3606FB4F" wp14:editId="44E3DF04">
           <wp:simplePos x="0" y="0"/>
           <wp:positionH relativeFrom="column">
             <wp:posOffset>-1022985</wp:posOffset>
@@ -1320,7 +1374,7 @@
         <w:lang w:val="es-ES" w:eastAsia="es-ES"/>
       </w:rPr>
       <w:drawing>
-        <wp:anchor distT="0" distB="0" distL="114300" distR="114300" simplePos="0" relativeHeight="251663359" behindDoc="1" locked="0" layoutInCell="1" allowOverlap="1" wp14:anchorId="44FB5A0C" wp14:editId="79BA6A67">
+        <wp:anchor distT="0" distB="0" distL="114300" distR="114300" simplePos="0" relativeHeight="251663359" behindDoc="1" locked="0" layoutInCell="1" allowOverlap="1" wp14:anchorId="74EF63B5" wp14:editId="1ED10CFE">
           <wp:simplePos x="0" y="0"/>
           <wp:positionH relativeFrom="column">
             <wp:posOffset>4117975</wp:posOffset>
@@ -1380,7 +1434,7 @@
 </file>
 
 <file path=word/footnotes.xml><?xml version="1.0" encoding="utf-8"?>
-<w:footnotes xmlns:wpc="http://schemas.microsoft.com/office/word/2010/wordprocessingCanvas" xmlns:cx="http://schemas.microsoft.com/office/drawing/2014/chartex" xmlns:cx1="http://schemas.microsoft.com/office/drawing/2015/9/8/chartex" xmlns:cx2="http://schemas.microsoft.com/office/drawing/2015/10/21/chartex" xmlns:cx3="http://schemas.microsoft.com/office/drawing/2016/5/9/chartex" xmlns:cx4="http://schemas.microsoft.com/office/drawing/2016/5/10/chartex" xmlns:cx5="http://schemas.microsoft.com/office/drawing/2016/5/11/chartex" xmlns:cx6="http://schemas.microsoft.com/office/drawing/2016/5/12/chartex" xmlns:cx7="http://schemas.microsoft.com/office/drawing/2016/5/13/chartex" xmlns:cx8="http://schemas.microsoft.com/office/drawing/2016/5/14/chartex" xmlns:mc="http://schemas.openxmlformats.org/markup-compatibility/2006" xmlns:aink="http://schemas.microsoft.com/office/drawing/2016/ink" xmlns:am3d="http://schemas.microsoft.com/office/drawing/2017/model3d" xmlns:o="urn:schemas-microsoft-com:office:office" xmlns:r="http://schemas.openxmlformats.org/officeDocument/2006/relationships" xmlns:m="http://schemas.openxmlformats.org/officeDocument/2006/math" xmlns:v="urn:schemas-microsoft-com:vml" xmlns:wp14="http://schemas.microsoft.com/office/word/2010/wordprocessingDrawing" xmlns:wp="http://schemas.openxmlformats.org/drawingml/2006/wordprocessingDrawing" xmlns:w10="urn:schemas-microsoft-com:office:word" xmlns:w="http://schemas.openxmlformats.org/wordprocessingml/2006/main" xmlns:w14="http://schemas.microsoft.com/office/word/2010/wordml" xmlns:w15="http://schemas.microsoft.com/office/word/2012/wordml" xmlns:w16cid="http://schemas.microsoft.com/office/word/2016/wordml/cid" xmlns:w16se="http://schemas.microsoft.com/office/word/2015/wordml/symex" xmlns:wpg="http://schemas.microsoft.com/office/word/2010/wordprocessingGroup" xmlns:wpi="http://schemas.microsoft.com/office/word/2010/wordprocessingInk" xmlns:wne="http://schemas.microsoft.com/office/word/2006/wordml" xmlns:wps="http://schemas.microsoft.com/office/word/2010/wordprocessingShape" mc:Ignorable="w14 w15 w16se w16cid wp14">
+<w:footnotes xmlns:wpc="http://schemas.microsoft.com/office/word/2010/wordprocessingCanvas" xmlns:cx="http://schemas.microsoft.com/office/drawing/2014/chartex" xmlns:cx1="http://schemas.microsoft.com/office/drawing/2015/9/8/chartex" xmlns:cx2="http://schemas.microsoft.com/office/drawing/2015/10/21/chartex" xmlns:cx3="http://schemas.microsoft.com/office/drawing/2016/5/9/chartex" xmlns:cx4="http://schemas.microsoft.com/office/drawing/2016/5/10/chartex" xmlns:cx5="http://schemas.microsoft.com/office/drawing/2016/5/11/chartex" xmlns:cx6="http://schemas.microsoft.com/office/drawing/2016/5/12/chartex" xmlns:cx7="http://schemas.microsoft.com/office/drawing/2016/5/13/chartex" xmlns:cx8="http://schemas.microsoft.com/office/drawing/2016/5/14/chartex" xmlns:mc="http://schemas.openxmlformats.org/markup-compatibility/2006" xmlns:aink="http://schemas.microsoft.com/office/drawing/2016/ink" xmlns:am3d="http://schemas.microsoft.com/office/drawing/2017/model3d" xmlns:o="urn:schemas-microsoft-com:office:office" xmlns:r="http://schemas.openxmlformats.org/officeDocument/2006/relationships" xmlns:m="http://schemas.openxmlformats.org/officeDocument/2006/math" xmlns:v="urn:schemas-microsoft-com:vml" xmlns:wp14="http://schemas.microsoft.com/office/word/2010/wordprocessingDrawing" xmlns:wp="http://schemas.openxmlformats.org/drawingml/2006/wordprocessingDrawing" xmlns:w10="urn:schemas-microsoft-com:office:word" xmlns:w="http://schemas.openxmlformats.org/wordprocessingml/2006/main" xmlns:w14="http://schemas.microsoft.com/office/word/2010/wordml" xmlns:w15="http://schemas.microsoft.com/office/word/2012/wordml" xmlns:w16cex="http://schemas.microsoft.com/office/word/2018/wordml/cex" xmlns:w16cid="http://schemas.microsoft.com/office/word/2016/wordml/cid" xmlns:w16="http://schemas.microsoft.com/office/word/2018/wordml" xmlns:w16sdtdh="http://schemas.microsoft.com/office/word/2020/wordml/sdtdatahash" xmlns:w16se="http://schemas.microsoft.com/office/word/2015/wordml/symex" xmlns:wpg="http://schemas.microsoft.com/office/word/2010/wordprocessingGroup" xmlns:wpi="http://schemas.microsoft.com/office/word/2010/wordprocessingInk" xmlns:wne="http://schemas.microsoft.com/office/word/2006/wordml" xmlns:wps="http://schemas.microsoft.com/office/word/2010/wordprocessingShape" mc:Ignorable="w14 w15 w16se w16cid w16 w16cex w16sdtdh wp14">
   <w:footnote w:type="separator" w:id="-1">
     <w:p>
       <w:pPr>
@@ -1405,7 +1459,7 @@
 </file>
 
 <file path=word/header1.xml><?xml version="1.0" encoding="utf-8"?>
-<w:hdr xmlns:wpc="http://schemas.microsoft.com/office/word/2010/wordprocessingCanvas" xmlns:cx="http://schemas.microsoft.com/office/drawing/2014/chartex" xmlns:cx1="http://schemas.microsoft.com/office/drawing/2015/9/8/chartex" xmlns:cx2="http://schemas.microsoft.com/office/drawing/2015/10/21/chartex" xmlns:cx3="http://schemas.microsoft.com/office/drawing/2016/5/9/chartex" xmlns:cx4="http://schemas.microsoft.com/office/drawing/2016/5/10/chartex" xmlns:cx5="http://schemas.microsoft.com/office/drawing/2016/5/11/chartex" xmlns:cx6="http://schemas.microsoft.com/office/drawing/2016/5/12/chartex" xmlns:cx7="http://schemas.microsoft.com/office/drawing/2016/5/13/chartex" xmlns:cx8="http://schemas.microsoft.com/office/drawing/2016/5/14/chartex" xmlns:mc="http://schemas.openxmlformats.org/markup-compatibility/2006" xmlns:aink="http://schemas.microsoft.com/office/drawing/2016/ink" xmlns:am3d="http://schemas.microsoft.com/office/drawing/2017/model3d" xmlns:o="urn:schemas-microsoft-com:office:office" xmlns:r="http://schemas.openxmlformats.org/officeDocument/2006/relationships" xmlns:m="http://schemas.openxmlformats.org/officeDocument/2006/math" xmlns:v="urn:schemas-microsoft-com:vml" xmlns:wp14="http://schemas.microsoft.com/office/word/2010/wordprocessingDrawing" xmlns:wp="http://schemas.openxmlformats.org/drawingml/2006/wordprocessingDrawing" xmlns:w10="urn:schemas-microsoft-com:office:word" xmlns:w="http://schemas.openxmlformats.org/wordprocessingml/2006/main" xmlns:w14="http://schemas.microsoft.com/office/word/2010/wordml" xmlns:w15="http://schemas.microsoft.com/office/word/2012/wordml" xmlns:w16cid="http://schemas.microsoft.com/office/word/2016/wordml/cid" xmlns:w16se="http://schemas.microsoft.com/office/word/2015/wordml/symex" xmlns:wpg="http://schemas.microsoft.com/office/word/2010/wordprocessingGroup" xmlns:wpi="http://schemas.microsoft.com/office/word/2010/wordprocessingInk" xmlns:wne="http://schemas.microsoft.com/office/word/2006/wordml" xmlns:wps="http://schemas.microsoft.com/office/word/2010/wordprocessingShape" mc:Ignorable="w14 w15 w16se w16cid wp14">
+<w:hdr xmlns:wpc="http://schemas.microsoft.com/office/word/2010/wordprocessingCanvas" xmlns:cx="http://schemas.microsoft.com/office/drawing/2014/chartex" xmlns:cx1="http://schemas.microsoft.com/office/drawing/2015/9/8/chartex" xmlns:cx2="http://schemas.microsoft.com/office/drawing/2015/10/21/chartex" xmlns:cx3="http://schemas.microsoft.com/office/drawing/2016/5/9/chartex" xmlns:cx4="http://schemas.microsoft.com/office/drawing/2016/5/10/chartex" xmlns:cx5="http://schemas.microsoft.com/office/drawing/2016/5/11/chartex" xmlns:cx6="http://schemas.microsoft.com/office/drawing/2016/5/12/chartex" xmlns:cx7="http://schemas.microsoft.com/office/drawing/2016/5/13/chartex" xmlns:cx8="http://schemas.microsoft.com/office/drawing/2016/5/14/chartex" xmlns:mc="http://schemas.openxmlformats.org/markup-compatibility/2006" xmlns:aink="http://schemas.microsoft.com/office/drawing/2016/ink" xmlns:am3d="http://schemas.microsoft.com/office/drawing/2017/model3d" xmlns:o="urn:schemas-microsoft-com:office:office" xmlns:r="http://schemas.openxmlformats.org/officeDocument/2006/relationships" xmlns:m="http://schemas.openxmlformats.org/officeDocument/2006/math" xmlns:v="urn:schemas-microsoft-com:vml" xmlns:wp14="http://schemas.microsoft.com/office/word/2010/wordprocessingDrawing" xmlns:wp="http://schemas.openxmlformats.org/drawingml/2006/wordprocessingDrawing" xmlns:w10="urn:schemas-microsoft-com:office:word" xmlns:w="http://schemas.openxmlformats.org/wordprocessingml/2006/main" xmlns:w14="http://schemas.microsoft.com/office/word/2010/wordml" xmlns:w15="http://schemas.microsoft.com/office/word/2012/wordml" xmlns:w16cex="http://schemas.microsoft.com/office/word/2018/wordml/cex" xmlns:w16cid="http://schemas.microsoft.com/office/word/2016/wordml/cid" xmlns:w16="http://schemas.microsoft.com/office/word/2018/wordml" xmlns:w16sdtdh="http://schemas.microsoft.com/office/word/2020/wordml/sdtdatahash" xmlns:w16se="http://schemas.microsoft.com/office/word/2015/wordml/symex" xmlns:wpg="http://schemas.microsoft.com/office/word/2010/wordprocessingGroup" xmlns:wpi="http://schemas.microsoft.com/office/word/2010/wordprocessingInk" xmlns:wne="http://schemas.microsoft.com/office/word/2006/wordml" xmlns:wps="http://schemas.microsoft.com/office/word/2010/wordprocessingShape" mc:Ignorable="w14 w15 w16se w16cid w16 w16cex w16sdtdh wp14">
   <w:p>
     <w:pPr>
       <w:pStyle w:val="Encabezado"/>
@@ -1416,7 +1470,7 @@
         <w:lang w:val="es-ES" w:eastAsia="es-ES"/>
       </w:rPr>
       <w:drawing>
-        <wp:anchor distT="0" distB="0" distL="114300" distR="114300" simplePos="0" relativeHeight="251666432" behindDoc="1" locked="0" layoutInCell="1" allowOverlap="1" wp14:anchorId="1FFE45E0" wp14:editId="78CB62A9">
+        <wp:anchor distT="0" distB="0" distL="114300" distR="114300" simplePos="0" relativeHeight="251666432" behindDoc="1" locked="0" layoutInCell="1" allowOverlap="1" wp14:anchorId="646092EB" wp14:editId="67F13C8D">
           <wp:simplePos x="0" y="0"/>
           <wp:positionH relativeFrom="column">
             <wp:posOffset>4227195</wp:posOffset>
@@ -1477,7 +1531,7 @@
         <w:lang w:val="es-ES" w:eastAsia="es-ES"/>
       </w:rPr>
       <w:drawing>
-        <wp:inline distT="0" distB="0" distL="0" distR="0" wp14:anchorId="2D94E7C1" wp14:editId="448BA26B">
+        <wp:inline distT="0" distB="0" distL="0" distR="0" wp14:anchorId="2CACDEBE" wp14:editId="7EE9D99D">
           <wp:extent cx="2834140" cy="447261"/>
           <wp:effectExtent l="0" t="0" r="4445" b="0"/>
           <wp:docPr id="107" name="0 Imagen"/>
@@ -1523,7 +1577,7 @@
 </file>
 
 <file path=word/numbering.xml><?xml version="1.0" encoding="utf-8"?>
-<w:numbering xmlns:wpc="http://schemas.microsoft.com/office/word/2010/wordprocessingCanvas" xmlns:cx="http://schemas.microsoft.com/office/drawing/2014/chartex" xmlns:cx1="http://schemas.microsoft.com/office/drawing/2015/9/8/chartex" xmlns:cx2="http://schemas.microsoft.com/office/drawing/2015/10/21/chartex" xmlns:cx3="http://schemas.microsoft.com/office/drawing/2016/5/9/chartex" xmlns:cx4="http://schemas.microsoft.com/office/drawing/2016/5/10/chartex" xmlns:cx5="http://schemas.microsoft.com/office/drawing/2016/5/11/chartex" xmlns:cx6="http://schemas.microsoft.com/office/drawing/2016/5/12/chartex" xmlns:cx7="http://schemas.microsoft.com/office/drawing/2016/5/13/chartex" xmlns:cx8="http://schemas.microsoft.com/office/drawing/2016/5/14/chartex" xmlns:mc="http://schemas.openxmlformats.org/markup-compatibility/2006" xmlns:aink="http://schemas.microsoft.com/office/drawing/2016/ink" xmlns:am3d="http://schemas.microsoft.com/office/drawing/2017/model3d" xmlns:o="urn:schemas-microsoft-com:office:office" xmlns:r="http://schemas.openxmlformats.org/officeDocument/2006/relationships" xmlns:m="http://schemas.openxmlformats.org/officeDocument/2006/math" xmlns:v="urn:schemas-microsoft-com:vml" xmlns:wp14="http://schemas.microsoft.com/office/word/2010/wordprocessingDrawing" xmlns:wp="http://schemas.openxmlformats.org/drawingml/2006/wordprocessingDrawing" xmlns:w10="urn:schemas-microsoft-com:office:word" xmlns:w="http://schemas.openxmlformats.org/wordprocessingml/2006/main" xmlns:w14="http://schemas.microsoft.com/office/word/2010/wordml" xmlns:w15="http://schemas.microsoft.com/office/word/2012/wordml" xmlns:w16cid="http://schemas.microsoft.com/office/word/2016/wordml/cid" xmlns:w16se="http://schemas.microsoft.com/office/word/2015/wordml/symex" xmlns:wpg="http://schemas.microsoft.com/office/word/2010/wordprocessingGroup" xmlns:wpi="http://schemas.microsoft.com/office/word/2010/wordprocessingInk" xmlns:wne="http://schemas.microsoft.com/office/word/2006/wordml" xmlns:wps="http://schemas.microsoft.com/office/word/2010/wordprocessingShape" mc:Ignorable="w14 w15 w16se w16cid wp14">
+<w:numbering xmlns:wpc="http://schemas.microsoft.com/office/word/2010/wordprocessingCanvas" xmlns:cx="http://schemas.microsoft.com/office/drawing/2014/chartex" xmlns:cx1="http://schemas.microsoft.com/office/drawing/2015/9/8/chartex" xmlns:cx2="http://schemas.microsoft.com/office/drawing/2015/10/21/chartex" xmlns:cx3="http://schemas.microsoft.com/office/drawing/2016/5/9/chartex" xmlns:cx4="http://schemas.microsoft.com/office/drawing/2016/5/10/chartex" xmlns:cx5="http://schemas.microsoft.com/office/drawing/2016/5/11/chartex" xmlns:cx6="http://schemas.microsoft.com/office/drawing/2016/5/12/chartex" xmlns:cx7="http://schemas.microsoft.com/office/drawing/2016/5/13/chartex" xmlns:cx8="http://schemas.microsoft.com/office/drawing/2016/5/14/chartex" xmlns:mc="http://schemas.openxmlformats.org/markup-compatibility/2006" xmlns:aink="http://schemas.microsoft.com/office/drawing/2016/ink" xmlns:am3d="http://schemas.microsoft.com/office/drawing/2017/model3d" xmlns:o="urn:schemas-microsoft-com:office:office" xmlns:r="http://schemas.openxmlformats.org/officeDocument/2006/relationships" xmlns:m="http://schemas.openxmlformats.org/officeDocument/2006/math" xmlns:v="urn:schemas-microsoft-com:vml" xmlns:wp14="http://schemas.microsoft.com/office/word/2010/wordprocessingDrawing" xmlns:wp="http://schemas.openxmlformats.org/drawingml/2006/wordprocessingDrawing" xmlns:w10="urn:schemas-microsoft-com:office:word" xmlns:w="http://schemas.openxmlformats.org/wordprocessingml/2006/main" xmlns:w14="http://schemas.microsoft.com/office/word/2010/wordml" xmlns:w15="http://schemas.microsoft.com/office/word/2012/wordml" xmlns:w16cex="http://schemas.microsoft.com/office/word/2018/wordml/cex" xmlns:w16cid="http://schemas.microsoft.com/office/word/2016/wordml/cid" xmlns:w16="http://schemas.microsoft.com/office/word/2018/wordml" xmlns:w16sdtdh="http://schemas.microsoft.com/office/word/2020/wordml/sdtdatahash" xmlns:w16se="http://schemas.microsoft.com/office/word/2015/wordml/symex" xmlns:wpg="http://schemas.microsoft.com/office/word/2010/wordprocessingGroup" xmlns:wpi="http://schemas.microsoft.com/office/word/2010/wordprocessingInk" xmlns:wne="http://schemas.microsoft.com/office/word/2006/wordml" xmlns:wps="http://schemas.microsoft.com/office/word/2010/wordprocessingShape" mc:Ignorable="w14 w15 w16se w16cid w16 w16cex w16sdtdh wp14">
   <w:abstractNum w:abstractNumId="0" w15:restartNumberingAfterBreak="0">
     <w:nsid w:val="6F1E1989"/>
     <w:multiLevelType w:val="hybridMultilevel"/>
@@ -1621,7 +1675,7 @@
 </file>
 
 <file path=word/styles.xml><?xml version="1.0" encoding="utf-8"?>
-<w:styles xmlns:mc="http://schemas.openxmlformats.org/markup-compatibility/2006" xmlns:r="http://schemas.openxmlformats.org/officeDocument/2006/relationships" xmlns:w="http://schemas.openxmlformats.org/wordprocessingml/2006/main" xmlns:w14="http://schemas.microsoft.com/office/word/2010/wordml" xmlns:w15="http://schemas.microsoft.com/office/word/2012/wordml" xmlns:w16cid="http://schemas.microsoft.com/office/word/2016/wordml/cid" xmlns:w16se="http://schemas.microsoft.com/office/word/2015/wordml/symex" mc:Ignorable="w14 w15 w16se w16cid">
+<w:styles xmlns:mc="http://schemas.openxmlformats.org/markup-compatibility/2006" xmlns:r="http://schemas.openxmlformats.org/officeDocument/2006/relationships" xmlns:w="http://schemas.openxmlformats.org/wordprocessingml/2006/main" xmlns:w14="http://schemas.microsoft.com/office/word/2010/wordml" xmlns:w15="http://schemas.microsoft.com/office/word/2012/wordml" xmlns:w16cex="http://schemas.microsoft.com/office/word/2018/wordml/cex" xmlns:w16cid="http://schemas.microsoft.com/office/word/2016/wordml/cid" xmlns:w16="http://schemas.microsoft.com/office/word/2018/wordml" xmlns:w16sdtdh="http://schemas.microsoft.com/office/word/2020/wordml/sdtdatahash" xmlns:w16se="http://schemas.microsoft.com/office/word/2015/wordml/symex" mc:Ignorable="w14 w15 w16se w16cid w16 w16cex w16sdtdh">
   <w:docDefaults>
     <w:rPrDefault>
       <w:rPr>
@@ -1637,7 +1691,7 @@
       </w:pPr>
     </w:pPrDefault>
   </w:docDefaults>
-  <w:latentStyles w:defLockedState="0" w:defUIPriority="99" w:defSemiHidden="0" w:defUnhideWhenUsed="0" w:defQFormat="0" w:count="375">
+  <w:latentStyles w:defLockedState="0" w:defUIPriority="99" w:defSemiHidden="0" w:defUnhideWhenUsed="0" w:defQFormat="0" w:count="376">
     <w:lsdException w:name="Normal" w:uiPriority="0" w:qFormat="1"/>
     <w:lsdException w:name="heading 1" w:uiPriority="9" w:qFormat="1"/>
     <w:lsdException w:name="heading 2" w:semiHidden="1" w:uiPriority="9" w:unhideWhenUsed="1" w:qFormat="1"/>
@@ -2013,6 +2067,7 @@
     <w:lsdException w:name="Smart Hyperlink" w:semiHidden="1" w:unhideWhenUsed="1"/>
     <w:lsdException w:name="Hashtag" w:semiHidden="1" w:unhideWhenUsed="1"/>
     <w:lsdException w:name="Unresolved Mention" w:semiHidden="1" w:unhideWhenUsed="1"/>
+    <w:lsdException w:name="Smart Link" w:semiHidden="1" w:unhideWhenUsed="1"/>
   </w:latentStyles>
   <w:style w:type="paragraph" w:default="1" w:styleId="Normal">
     <w:name w:val="Normal"/>
